--- a/documents/demo-scripts/16_Data_Quality_Agent.docx
+++ b/documents/demo-scripts/16_Data_Quality_Agent.docx
@@ -725,7 +725,7 @@
             </w:pPr>
             <w:r>
               <w:rPr>
-                <w:rFonts w:ascii="Consolas" w:cs="Consolas" w:eastAsia="Consolas" w:hAnsi="Consolas"/>
+                <w:rFonts w:ascii="Inter" w:cs="Inter" w:eastAsia="Inter" w:hAnsi="Inter"/>
                 <w:color w:val="54565A"/>
                 <w:sz w:val="20"/>
                 <w:szCs w:val="20"/>
@@ -911,7 +911,7 @@
             </w:pPr>
             <w:r>
               <w:rPr>
-                <w:rFonts w:ascii="Consolas" w:cs="Consolas" w:eastAsia="Consolas" w:hAnsi="Consolas"/>
+                <w:rFonts w:ascii="Inter" w:cs="Inter" w:eastAsia="Inter" w:hAnsi="Inter"/>
                 <w:color w:val="54565A"/>
                 <w:sz w:val="20"/>
                 <w:szCs w:val="20"/>
@@ -1097,7 +1097,7 @@
             </w:pPr>
             <w:r>
               <w:rPr>
-                <w:rFonts w:ascii="Consolas" w:cs="Consolas" w:eastAsia="Consolas" w:hAnsi="Consolas"/>
+                <w:rFonts w:ascii="Inter" w:cs="Inter" w:eastAsia="Inter" w:hAnsi="Inter"/>
                 <w:color w:val="54565A"/>
                 <w:sz w:val="20"/>
                 <w:szCs w:val="20"/>

--- a/documents/demo-scripts/16_Data_Quality_Agent.docx
+++ b/documents/demo-scripts/16_Data_Quality_Agent.docx
@@ -286,7 +286,7 @@
           <w:sz w:val="20"/>
           <w:szCs w:val="20"/>
         </w:rPr>
-        <w:t xml:space="preserve">Project Qlarity Phase 2 (Analytics &amp; Quality): data quality as a conversation for the steward. The DQ rules that gate the Silver layer are assessed, authored, and mapped in plain language, then feed the Stewardship campaigns (Module 10).</w:t>
+        <w:t xml:space="preserve">Project Qlarity Phase 2 (Analytics &amp; Quality): data quality as a conversation for the steward. The DQ rules that gate the Silver layer are assessed, authored, and mapped in plain language, then feed the Stewardship sprints (Module 10).</w:t>
       </w:r>
     </w:p>
     <w:p>
@@ -1234,7 +1234,7 @@
           <w:sz w:val="21"/>
           <w:szCs w:val="21"/>
         </w:rPr>
-        <w:t xml:space="preserve">Send the violations to the Lot Number Compliance campaign (Module 10) — the agent-authored rule becomes the enforced gate, and the human-judgment cases go to warehouse supervisors</w:t>
+        <w:t xml:space="preserve">Send the violations to the Lot Number Compliance sprint (Module 10) — the agent-authored rule becomes the enforced gate, and the human-judgment cases go to warehouse supervisors</w:t>
       </w:r>
     </w:p>
     <w:tbl>
@@ -1300,7 +1300,7 @@
                 <w:sz w:val="20"/>
                 <w:szCs w:val="20"/>
               </w:rPr>
-              <w:t xml:space="preserve">Talking point: the steward wrote a data-quality rule in one sentence, saw exactly how many records break it, and routed the rest to a human-in-the-loop campaign — the closed-loop quality cycle, driven from the steward's own language.</w:t>
+              <w:t xml:space="preserve">Talking point: the steward wrote a data-quality rule in one sentence, saw exactly how many records break it, and routed the rest to a human-in-the-loop sprint — the closed-loop quality cycle, driven from the steward's own language.</w:t>
             </w:r>
           </w:p>
         </w:tc>
@@ -1368,7 +1368,7 @@
                 <w:sz w:val="18"/>
                 <w:szCs w:val="18"/>
               </w:rPr>
-              <w:t xml:space="preserve">A steward assessed a Silver dataset, wrote a rule in plain language, saw the real violation count, mapped it across datasets, and routed the ambiguous cases to a campaign — start to finish, without a hand-off to engineering.</w:t>
+              <w:t xml:space="preserve">A steward assessed a Silver dataset, wrote a rule in plain language, saw the real violation count, mapped it across datasets, and routed the ambiguous cases to a sprint — start to finish, without a hand-off to engineering.</w:t>
             </w:r>
           </w:p>
         </w:tc>
@@ -1588,7 +1588,7 @@
           <w:sz w:val="21"/>
           <w:szCs w:val="21"/>
         </w:rPr>
-        <w:t xml:space="preserve">Agent-authored rules feed the Stewardship campaigns (Module 10) — the closed-loop data quality cycle</w:t>
+        <w:t xml:space="preserve">Agent-authored rules feed the Stewardship sprints (Module 10) — the closed-loop data quality cycle</w:t>
       </w:r>
     </w:p>
     <w:p>
